--- a/example_articles/states/Connecticut/2.states_Connecticut_New_York_Times.docx
+++ b/example_articles/states/Connecticut/2.states_Connecticut_New_York_Times.docx
@@ -29,17 +29,17 @@
     </w:p>
     <w:p>
       <w:r>
-        <w:t>Source File: NYT/49.DOCX</w:t>
+        <w:t>Source file: NYT/49.DOCX</w:t>
       </w:r>
     </w:p>
     <w:p>
       <w:r>
-        <w:t>Raw locations result: ['Connecticut']</w:t>
+        <w:t>Raw locations result, 'locations': ['Connecticut']</w:t>
       </w:r>
     </w:p>
     <w:p>
       <w:r>
-        <w:t>states_stand_flat (Standardized): Connecticut</w:t>
+        <w:t>Standardized locations result, 'states_stand_flat': Connecticut</w:t>
       </w:r>
     </w:p>
     <w:p>

--- a/example_articles/states/Connecticut/2.states_Connecticut_New_York_Times.docx
+++ b/example_articles/states/Connecticut/2.states_Connecticut_New_York_Times.docx
@@ -7,9 +7,7 @@
         <w:pStyle w:val="Heading1"/>
       </w:pPr>
       <w:r>
-        <w:t>UPHEAVAL IN THE EAST: Poland;</w:t>
-        <w:br/>
-        <w:t>Calling Party Too Weak to Go On, Polish Communists Act to Disband</w:t>
+        <w:t>G.O.P.'s Favorite Finds Weicker Complicates the Race</w:t>
       </w:r>
     </w:p>
     <w:p>
@@ -19,12 +17,12 @@
     </w:p>
     <w:p>
       <w:r>
-        <w:t>Date: 1990-01-28</w:t>
+        <w:t>Date: 1990-03-14</w:t>
       </w:r>
     </w:p>
     <w:p>
       <w:r>
-        <w:t>Section: Section 1; Part 1, Page 1, Column 3; Foreign Desk</w:t>
+        <w:t>Section: Section B; Page 1, Column 5; Metropolitan Desk</w:t>
       </w:r>
     </w:p>
     <w:p>
@@ -51,91 +49,75 @@
     </w:p>
     <w:p>
       <w:r>
-        <w:t>Many of the 1,600 delegates at a Communist Party congress severely criticized their party today and moved toward dissolving it and replacing it with a new left-of-center political grouping.</w:t>
+        <w:t>It was an ordinary Saturday morning here at the hilltop home of Representative John G. Rowland. Upstairs, Julianne, 9 months old and named for Bruce Springsteen's ex-wife, screamed for a bottle. Downstairs, R.J., 3 years old and named for his granddad, wiggled under his father's arm and cried at the mention of putting on his ''p-a-n-t-s.''</w:t>
         <w:br/>
-        <w:t>Party leaders acknowledged that the party had become too weak to run in free elections.</w:t>
+        <w:t>''Now R.J., remember what mommy told you about daddy running for governor,'' said Mr. Rowland's wife, Deborah. ''You have to look nice when you go out.''</w:t>
         <w:br/>
-        <w:t>''The Communist Party's sources of strength and ability to regain popular trust have dwindled to the point of exhaustion,'' the party's leadership said in a declaration.</w:t>
+        <w:t>This youthful and familial picture, complete with toys left in the front yard and a Siberian husky dozing on the porch, is one of several Connecticut will see this year as Mr. Rowland, 32, wages what many Republicans hope will be his party's strongest campaign for the governorship since Thomas J. Meskill of New Britain was elected in 1970.</w:t>
         <w:br/>
         <w:t xml:space="preserve"> </w:t>
         <w:br/>
-        <w:t>Final Chapter of Decline</w:t>
+        <w:t>Of 'Average Background'</w:t>
         <w:br/>
-        <w:t>''The new party must not be in any way a continuation of the Communist Party, which had adopted the mentality of the Stalinist era,'' said Mieczyslaw F. Rakowski, a former Prime Minister, who is now head of the party.</w:t>
+        <w:t>''I don't think I'm a stereotype Republican from Fairfield County and have a lot of wealth and classical blue blood,'' Mr. Rowland said on his way to St. Patrick's Day parades held a week early in Waterbury and Meriden, two working-class cities in central Connecticut. ''I'm more of a traditional Irish-Catholic, despite the Waspy last name, of kind of average means and average background.''</w:t>
         <w:br/>
-        <w:t>The delegates were scheduled to vote late tonight or Sunday to dissolve. This would be the final chapter in the rapid decline of Poland's once-powerful Communist Party.</w:t>
+        <w:t>Implicit in that self-characterization is a swipe at former Senator Lowell P. Weicker Jr. of Greenwich, the maverick liberal Republican whose announcement this month that he will run for governor as an independent opened a long-running fissure within the party. He now poses a serious threat to Mr. Rowland's once-bright prospects.</w:t>
         <w:br/>
-        <w:t>Its four-decade monopoly on power ended last September, when it ceded power to a Solidarity-led Government. In last June's legislative elections it was severely humiliated when it won only one of the 100 seats in the Polish Senate and received less than 5 percent of the vote in several districts. In April, new elections will be held for local and regional governments.</w:t>
+        <w:t>Mr. Weicker's candidacy continues to confound politicians in both parties. But most Republican leaders believe Mr. Weicker's decision to leave the party and avoid a primary improves Mr. Rowland's chances for the nomination against three lesser-known candidates: Senate Minority Leader Reginald J. Smith of New Hartford; Joel Schiavone, a New Haven businessman, and Joseph McGee, a Fairfield banker.</w:t>
+        <w:br/>
+        <w:t>Most also predict that Mr. Weicker's candidacy would help Mr. Rowland in a general election by siphoning liberal and moderate voters from Gov. William A. O'Neill, who is seeking a third full term, or Representative Bruce A. Morrison of New Haven, who is challenging Mr. O'Neill for the Democratic nomination.</w:t>
+        <w:br/>
+        <w:t>''We just won the election,'' the State Republican chairman, Richard Foley, said minutes after Mr. Weicker's March 2 announcement.</w:t>
+        <w:br/>
+        <w:t>The Weicker candidacy, however, has intensified the feud between liberals and conservatives in the party and forced many Republicans to agonize over whether they should leave the party to support the former Senator.</w:t>
+        <w:br/>
+        <w:t>Some are angry with Mr. Foley for rebuffing Mr. Weicker's desire to run for governor as a Republican. Others are critical of the chairman for tacitly supporting Mr. Rowland, though he has vowed to remain neutral.</w:t>
+        <w:br/>
+        <w:t>''We have very serious problems,'' said Mr. Smith, a liberal Republican and Weicker ally. ''This may even draw some organizational Republicans away, which I find very alarming.''</w:t>
+        <w:br/>
+        <w:t>Last week, Mr. Smith and Mr. McGee asked Mr. Foley to invite the former Senator back into the party as a candidate. In exchange, they offered to withdraw. Mr. Foley rejected the request.</w:t>
+        <w:br/>
+        <w:t>He also dismissed two statewide polls conducted by the University of Connecticut and Quinnipiac College. The results, released last week, gave Mr. Weicker large leads over candidates in both parties.</w:t>
+        <w:br/>
+        <w:t>Mr. Rowland said the polls reflected the former Senator's high name recogition, the publicity generated by his announcement and a large number of undecided respondents.</w:t>
+        <w:br/>
+        <w:t>Among liberal Republicans, the foremost complaint about Mr. Rowland is his ideology. ''He has extremely conservative views, and I am not sure they represent Republicans in this state,'' Mr. Smith said. They also fear that his failure to mend fences with the party's liberals may presage problems in reaching the broad constituency needed to win the governorship of this largely Democratic state.</w:t>
         <w:br/>
         <w:t xml:space="preserve"> </w:t>
         <w:br/>
-        <w:t>Youths Protest Outside</w:t>
+        <w:t>P.O.W.'s and the Pledge</w:t>
         <w:br/>
-        <w:t>As the delegates met in Warsaw's Palace of Culture, an intimidating Gothic skyscraper built by the Soviet Union in the 1950's, about 500 youths protested outside, with some of them throwing rocks. The police pushed them away as they yelled ''Down with the Communists!''</w:t>
+        <w:t>''The lesson Weicker tried to teach, by example if nothing else, is that a Republican needs to take more moderate stands to get elected to statewide office in Connecticut,'' said Peter W. Gold of Avon, a former executive director of the party who is now a co-chairman of Mr. Weicker's campaign.</w:t>
         <w:br/>
-        <w:t>Political analysts said the Communist move to dissolve symbolized not only the collapse of the party's popularity but also a desperate effort to repackage and sell it as a palatable political alternative to Solidarity.</w:t>
+        <w:t>Mr. Rowland is perhaps best known for his work in Congress in trying to find prisoners of war still held in Vietnam. He also led the fight to have members of the House of Representatives say the Pledge of Allegiance each day.</w:t>
         <w:br/>
-        <w:t>The same delegates who met today are scheduled to meet on Sunday to create a social democratic party that would seek to be like socialist parties in France, Italy and Spain. Nonetheless, many delegates say that personal and ideological differences between some party leaders could result in the formation of two or more new competing leftist parties.</w:t>
+        <w:t>On the fiscal crisis gripping Connecticut, Mr. Rowland opposes a state income tax and would consolidate 27 of the state's agencies into 14, dismiss 1,500 to 2,000 state workers and renegotiate all health benefits.</w:t>
+        <w:br/>
+        <w:t>Last summer, though, Mr. Rowland tempered his conservative image by switching from an anti-abortion stand to a position that supports a woman's right to choose abortion. He now also supports Medicaid payments for them.</w:t>
+        <w:br/>
+        <w:t>''I support Roe v. Wade,'' he said. ''I pull from the basic philosophy and principle of our party, and I contend that the government should not be involved in the decision. It's a personal decision.''</w:t>
+        <w:br/>
+        <w:t>Mr. Rowland denies that his switch was born of political opportunism, coming as it did shortly after the United States Supreme Court curtailed abortion rights last summer in Webster v. Reproductive Health Services.</w:t>
         <w:br/>
         <w:t xml:space="preserve"> </w:t>
         <w:br/>
-        <w:t>A Rare Concession</w:t>
+        <w:t>Has Raised $700,000</w:t>
         <w:br/>
-        <w:t>Mr. Rakowski's hourlong speech opening up the congress was a rare concession by a party leader about the mistakes made during Communist rule.</w:t>
+        <w:t>Mr. Rowland, who has raised more than $700,000 and expects to raise $3 million, has some former Weicker backers in his camp. He has also obtained the endorsements of 54 of the 63 Republicans in the state House of Representatives and 78 of the 120 Republican town chairmen and state committeemen who responded to an Associated Press survey earlier this year. There are 169 town chairmen in the state.</w:t>
         <w:br/>
-        <w:t>He said Marxist socialism had ''caused the slowdown of economic development, the disappearance of incentives for innovation and effective work, and the formation of a strong bureauracy.''</w:t>
+        <w:t>Mr. Rowland, who was elected to the state House at 23 and to Congress at 27, has been called too young for the job. If elected, he would be the youngest governor in the nation by two years. Indiana Gov. Evan Bayh is 34.</w:t>
         <w:br/>
-        <w:t>Speaking in a majestic theater with bright red seats and white marble columns, he said that, ''the main weakness of the Communist movement and the source of all its failings was the abandonment of political democracy.''</w:t>
+        <w:t>His supporters, though, say this is an attribute, particularly as a counterpoint to Mr. O'Neill, who at 59 is suffering from the lowest popularity ratings in his nine years in office.</w:t>
         <w:br/>
-        <w:t>In recent days, Mr. Rakowski, First Secretary of the Polish United Workers Party, as the Communists are known here, has said he would be a candidate for the leadership of the new party that will emerge from the Communists' ashes. Today, however, with many delegates saying the new party should not be led by old faces, he announced that he would not be a candidate.</w:t>
+        <w:t>''The times have changed; we need someone young and energetic,'' said Lillie Head, a teacher, Democrat and former O'Neill supporter.</w:t>
         <w:br/>
-        <w:t>When he said that a new generation should take the helm, the sea of delegates who filled the brightly lighted hall erupted into a two-minute standing ovation. They were honoring not only Mr. Rakowski's years of service, but also the shared memories of the workers' party that had once generated huge idealistic hopes and to which they had devoted so much of their lives.</w:t>
+        <w:t>Backers of Mr. Rowland say he is an articulate and occasionally glib candidate, whereas Mr. O'Neill, a former bar owner who was lieutenant governor in 1980 when Gov. Ella T. Grasso resigned in failing health, is a lackluster campaigner, they say.</w:t>
         <w:br/>
-        <w:t xml:space="preserve"> </w:t>
+        <w:t>They also believe that Mr. Rowland naturally appeals to thousands of other young-to-middle-aged and middle-class residents who are struggling to pay a mortgage and educate young children.</w:t>
         <w:br/>
-        <w:t>'New People' Urged</w:t>
+        <w:t>Mr. Rowland, who calls reform his main theme, said he expects to attract conservative Democrats who have supported both Mr. O'Neill and Republican presidential candidates.</w:t>
         <w:br/>
-        <w:t>''There should be new people who lead with a new program,'' said Andrzej Tetlak, a 43-year-old delegate from the town of Radzyn Podlaski. ''The most important thing is to break with the past.''</w:t>
-        <w:br/>
-        <w:t>Among the names voted as favorites to head the new party are Aleksander Kwasniewski, the 35-year-old head of the National Sports Committee and a close adviser to Mr. Rakowski. Another candidate with considerable support is Tadeusz Fiszbach, who resigned from his post as head of the Communist Party in Gdansk after martial law was declared in 1981.</w:t>
-        <w:br/>
-        <w:t>Several delegates said the party might turn to a young, less well-known compromise candidate if there was a deadlock between those two men.</w:t>
-        <w:br/>
-        <w:t>The meeting to set up a social democratic Party was scheduled as soon as possible, delegates said, to make it easier to transfer ownership of the Communist Party's buildings, vehicles and other property. Many delegates said that if the Communist Party dissolved itself before the new party was formed there would be legal obstacles to transferring property.</w:t>
-        <w:br/>
-        <w:t xml:space="preserve"> </w:t>
-        <w:br/>
-        <w:t>Takeover by State Sought</w:t>
-        <w:br/>
-        <w:t>This week more than 100 Solidarity legislators had pushed for the state to take over all Communist Party property. But the Solidarity-led Government, not wanting to start a major feud with the Communists, persuaded the legislators to withdraw their proposal while a Government commission studies what should be done.</w:t>
-        <w:br/>
-        <w:t>The party's declaration said the Communists were ''burdened with responsibility for the crimes committed during Stalinism, for departing from the principals of democracy, for enforced collectivization, for conflicts with the working class, for the impoverishment of the intelligentsia and for the present economic and social crisis.''</w:t>
-        <w:br/>
-        <w:t>In his speech, Mr. Rakowski said he regretted that Poland had embraced ''Lenin's idea of the dictatorship of the proletariat,'' which, he said, ''became the dictatorship of one party and degenerated into oligarchic or personal tyranny.''</w:t>
-        <w:br/>
-        <w:t>The party had also faulted the notion of central planning, saying it necessarily results in oversized bureauracy that thinks ''we know best about what the nation needs.''</w:t>
-        <w:br/>
-        <w:t xml:space="preserve"> </w:t>
-        <w:br/>
-        <w:t>Positive Results Seen</w:t>
-        <w:br/>
-        <w:t>Nevertheless, Mr. Rakowski and other party leaders asserted that the party's legacy was not all bad. He said the first 25 years of Communist rule in Poland produced some positive results, including industrialization, urbanization and improvement of education.</w:t>
-        <w:br/>
-        <w:t>The Communists came to power in 1944, when Soviet forces moved into Poland to oust the Nazis.</w:t>
-        <w:br/>
-        <w:t>Mr. Rakowski also defended the Communists as Polish patriots by saying that in the Stalin era the only way Poland could retain any autonomy was by having a leftist government that the Soviet leader would accept.</w:t>
-        <w:br/>
-        <w:t>He also said that the decision to start a dialogue with Solidarity showed that Poland's Communist Party was the most reformist Communist Party in Eastern Europe. He added that the party was forced to crack down on Solidarity in 1981 ''because the Brezhnev doctrine was hanging like an axe over our party and its leaders.''</w:t>
-        <w:br/>
-        <w:t xml:space="preserve"> </w:t>
-        <w:br/>
-        <w:t>MORE MOTHBALLS FOR LENIN</w:t>
-        <w:br/>
-        <w:t xml:space="preserve"> GDANSK, Poland, Jan. 27 (AP) - As Poland's Communists met in Warsaw to disband, welders today cut down the word Lenin from the sign over the gates to the shipyard where the Solidarity movement was born. They also removed a statue of Lenin from the plant.</w:t>
-        <w:br/>
-        <w:t>''May this symbolic act be proof of the irreversibility of the changes in our country, a warning for those who led us to so many disasters,'' said Zbigniew Lis, head of the Solidarity commission at the yard, as workers laughed and applauded.</w:t>
-        <w:br/>
-        <w:t>The Solidarity committee decided to restore the old name, the Gdansk Shipyard, as part of plans to create a joint stock company at the complex. The yard had been renamed the Lenin Shipyard 23 years ago.</w:t>
+        <w:t>''Bill O'Neill is more of the old Democratic political machine, the political boss, patronage, all that,'' Mr. Rowland said. ''I'm the new guard, but we probably have the same traditional bases.''</w:t>
         <w:br/>
         <w:br/>
         <w:t>Graphic</w:t>
@@ -143,7 +125,7 @@
         <w:br/>
         <w:t xml:space="preserve"> </w:t>
         <w:br/>
-        <w:t>Photos: A protester confronting police officers yesterday in Warsaw during a violent demonstration outside the hall where the Communist Party congress was meeting (NYT/Witold Jaroslaw Szulecki); Gen. Wojciech Jaruzelski, right, the Polish President, singing the Communist anthem yesterday with other delegates to the congress. (NYT) (pg. 14)</w:t>
+        <w:t>Representative John G. Rowland held his 3-year-old son, R. J., at a campaign appearance at a St. Patrick's Day parade in Waterbury, Conn. Republicans are hoping that Mr. Rowland will wage the party's strongest campaign for governor since 1970. (NYT/Steve Miller)</w:t>
       </w:r>
     </w:p>
     <w:sectPr>

--- a/example_articles/states/Connecticut/2.states_Connecticut_New_York_Times.docx
+++ b/example_articles/states/Connecticut/2.states_Connecticut_New_York_Times.docx
@@ -7,7 +7,7 @@
         <w:pStyle w:val="Heading1"/>
       </w:pPr>
       <w:r>
-        <w:t>G.O.P.'s Favorite Finds Weicker Complicates the Race</w:t>
+        <w:t>Making the Case For State Schools</w:t>
       </w:r>
     </w:p>
     <w:p>
@@ -17,17 +17,17 @@
     </w:p>
     <w:p>
       <w:r>
-        <w:t>Date: 1990-03-14</w:t>
+        <w:t>Date: 1996-12-08</w:t>
       </w:r>
     </w:p>
     <w:p>
       <w:r>
-        <w:t>Section: Section B; Page 1, Column 5; Metropolitan Desk</w:t>
+        <w:t>Section: Section 13CN;  ; Section 13CN;  Page 1;  Column 1;  Connecticut Weekly Desk  ; Column 1;</w:t>
       </w:r>
     </w:p>
     <w:p>
       <w:r>
-        <w:t>Source file: NYT/49.DOCX</w:t>
+        <w:t>Source file: NYT/48.DOCX</w:t>
       </w:r>
     </w:p>
     <w:p>
@@ -49,75 +49,55 @@
     </w:p>
     <w:p>
       <w:r>
-        <w:t>It was an ordinary Saturday morning here at the hilltop home of Representative John G. Rowland. Upstairs, Julianne, 9 months old and named for Bruce Springsteen's ex-wife, screamed for a bottle. Downstairs, R.J., 3 years old and named for his granddad, wiggled under his father's arm and cried at the mention of putting on his ''p-a-n-t-s.''</w:t>
+        <w:t>IN the fall of 1955, Richard L. Judd, whose father was a factory worker in Bridgeport and whose mother was an emigrant from Hungary, enrolled at Teachers College of Connecticut in New Britain for a very good reason: It was the only place he could afford.</w:t>
         <w:br/>
-        <w:t>''Now R.J., remember what mommy told you about daddy running for governor,'' said Mr. Rowland's wife, Deborah. ''You have to look nice when you go out.''</w:t>
+        <w:t>When he talks today about the economics of his first year at New Britain it almost seems he is talking about another century. The entire tuition for his freshman year was $60. As for room and board, he lived three miles off campus in Army barracks from a World War II anti-aircraft site that had been converted to student housing. Cost: $180 for the school year. Food at the improvised dorms, under a plan using teams of students to prepare and serve food, was $7 a week, including lunch one took to the campus.</w:t>
         <w:br/>
-        <w:t>This youthful and familial picture, complete with toys left in the front yard and a Siberian husky dozing on the porch, is one of several Connecticut will see this year as Mr. Rowland, 32, wages what many Republicans hope will be his party's strongest campaign for the governorship since Thomas J. Meskill of New Britain was elected in 1970.</w:t>
+        <w:t>And even though he had to work three part-time jobs to get by, the important fact was that a public college was affordable, Mr. Judd says today, even if you were poor, a word used before euphemisms like "economically deprived" came into vogue. He was the first in his family to earn a college degree.</w:t>
         <w:br/>
-        <w:t xml:space="preserve"> </w:t>
+        <w:t>Over the decades, both the New Britain college and Mr. Judd have changed more than a little.</w:t>
         <w:br/>
-        <w:t>Of 'Average Background'</w:t>
+        <w:t>In 1955 the college -- founded in 1849 as the state's first public institution of higher learning -- was still relatively small, with 1,200 students. Today, it is Central Connecticut State University, with 12,000 students, about half full-time, half part-time.</w:t>
         <w:br/>
-        <w:t>''I don't think I'm a stereotype Republican from Fairfield County and have a lot of wealth and classical blue blood,'' Mr. Rowland said on his way to St. Patrick's Day parades held a week early in Waterbury and Meriden, two working-class cities in central Connecticut. ''I'm more of a traditional Irish-Catholic, despite the Waspy last name, of kind of average means and average background.''</w:t>
+        <w:t>And Mr. Judd is its new president.</w:t>
         <w:br/>
-        <w:t>Implicit in that self-characterization is a swipe at former Senator Lowell P. Weicker Jr. of Greenwich, the maverick liberal Republican whose announcement this month that he will run for governor as an independent opened a long-running fissure within the party. He now poses a serious threat to Mr. Rowland's once-bright prospects.</w:t>
+        <w:t>He was inaugurated Oct. 24, in a ceremony attended by hundreds of people and which seemed more of a love-in than a formal affair, complete with hugging and kissing and the yelling of congratulations. The exuberance reflected Dick Judd, who came to the college as a big, enthusiastic kid, was graduated cum laude in 1959, went elsewhere to get a master's degree, then a doctorate, but returned to New Britain to teach.</w:t>
         <w:br/>
-        <w:t>Mr. Weicker's candidacy continues to confound politicians in both parties. But most Republican leaders believe Mr. Weicker's decision to leave the party and avoid a primary improves Mr. Rowland's chances for the nomination against three lesser-known candidates: Senate Minority Leader Reginald J. Smith of New Hartford; Joel Schiavone, a New Haven businessman, and Joseph McGee, a Fairfield banker.</w:t>
+        <w:t>For more than three decades, as a big enthusiastic man, he has been very much a part of the institution as a teacher and administrator, popular with students and faculty alike and also as an unofficial ambassador to the community outside the college campus, active in city affairs.</w:t>
         <w:br/>
-        <w:t>Most also predict that Mr. Weicker's candidacy would help Mr. Rowland in a general election by siphoning liberal and moderate voters from Gov. William A. O'Neill, who is seeking a third full term, or Representative Bruce A. Morrison of New Haven, who is challenging Mr. O'Neill for the Democratic nomination.</w:t>
+        <w:t>Forget the bumbling professor lost in his own thoughts and writing on esoteric topics. Mr. Judd, the author of several emergency medical texts, lives in New Britain instead of an affluent suburb; he knows the city streets, and can be very much the man of action on occasion.</w:t>
         <w:br/>
-        <w:t>''We just won the election,'' the State Republican chairman, Richard Foley, said minutes after Mr. Weicker's March 2 announcement.</w:t>
+        <w:t>Last July, for example, he was driving to the university one night when he saw what appeared to be a holdup on a street corner. Instead of riding on and looking for a police officer, he stopped his car and went over to two young men, one with his arms in the air, the other with a knife, and flashed a badge. The young man with the knife took off. The badge that inspired his quick exit was that of a city police commissioner. So Mr. Judd isn't a police commissioner anymore but, what the heck, it worked.</w:t>
         <w:br/>
-        <w:t>The Weicker candidacy, however, has intensified the feud between liberals and conservatives in the party and forced many Republicans to agonize over whether they should leave the party to support the former Senator.</w:t>
+        <w:t>On the other hand, the new president of the state's oldest public college can be most eloquent, even lyrical, when he talks about education. "The demands of the information age have and will continue to have a profound impact on the fundamental patterns and cadences of learning," he said in his inaugural remarks.</w:t>
         <w:br/>
-        <w:t>Some are angry with Mr. Foley for rebuffing Mr. Weicker's desire to run for governor as a Republican. Others are critical of the chairman for tacitly supporting Mr. Rowland, though he has vowed to remain neutral.</w:t>
+        <w:t>Conversely, he can speedily switch to nitty-gritty problems in higher education today, particularly the one that bothers him most: Central now seems to be pricing out a lot of young people who are as poor as he once was. The state of Connecticut, he said, which once contributed about 80 percent of the cost of a student's education, today contributes just 50 percent.</w:t>
         <w:br/>
-        <w:t>''We have very serious problems,'' said Mr. Smith, a liberal Republican and Weicker ally. ''This may even draw some organizational Republicans away, which I find very alarming.''</w:t>
+        <w:t>He does not contend that the state, through its General Assembly, has made a conscious progressive effort to shortchange the youth of Connecticut. Rather, in his inaugural remarks, he called the state's position a "benignly neglectful policy to shift the burden of paying for college from taxpayers to students in the form of higher fees and massive borrowing. I fear so much that with the current Connecticut policy, C.C.S.U. will be put out of the reach of students, who without renewed state support will be unable to come here."</w:t>
         <w:br/>
-        <w:t>Last week, Mr. Smith and Mr. McGee asked Mr. Foley to invite the former Senator back into the party as a candidate. In exchange, they offered to withdraw. Mr. Foley rejected the request.</w:t>
+        <w:t>He also said he plans to be a very activist president in the effort to make his school more affordable. "Of the pledges I make today . . . one is to labor endlessly to convince public policy makers to fund C.C.S.U. adequately and to seek endowment support to provide sufficient access for our students."</w:t>
         <w:br/>
-        <w:t>He also dismissed two statewide polls conducted by the University of Connecticut and Quinnipiac College. The results, released last week, gave Mr. Weicker large leads over candidates in both parties.</w:t>
+        <w:t>Now, several weeks into his presidency, Mr. Judd is perhaps even more dogmatic about the state doing more to help students get into, and through, his university. He feels it vital not only to prospective students but also to New Britain and its surrounding area.</w:t>
         <w:br/>
-        <w:t>Mr. Rowland said the polls reflected the former Senator's high name recogition, the publicity generated by his announcement and a large number of undecided respondents.</w:t>
+        <w:t>The city, once known as the hardware capital of the world, has taken many economic hits over the past several decades. Today, only Stanley Works remains of the glory days of hardware manufacturing, and without the industrial base, the city is getting progressively poorer.</w:t>
         <w:br/>
-        <w:t>Among liberal Republicans, the foremost complaint about Mr. Rowland is his ideology. ''He has extremely conservative views, and I am not sure they represent Republicans in this state,'' Mr. Smith said. They also fear that his failure to mend fences with the party's liberals may presage problems in reaching the broad constituency needed to win the governorship of this largely Democratic state.</w:t>
+        <w:t>"Those old manufacturing companies are not coming back," Mr. Judd said. What must be take their place are new technologies and a new and vastly more educated work force to make them successful. That is where Central Connecticut fits in, he said, and that is why it it is vital to make the university more affordable.</w:t>
         <w:br/>
-        <w:t xml:space="preserve"> </w:t>
+        <w:t>"Seventy percent of our students are working full- or part-time," he said. "The average age is 28 here. A lot of students have had to delay their educations. Some drop in and out because of money."</w:t>
         <w:br/>
-        <w:t>P.O.W.'s and the Pledge</w:t>
+        <w:t>He will not deny that an education at Central is a bargain when compared to the costs at other institutions. Tuition, room and board and fees total $8,700 a school year if students live on campus. At the University of Connecticut, the state's scholastic flagship at Storrs, the total is $10,276.</w:t>
         <w:br/>
-        <w:t>''The lesson Weicker tried to teach, by example if nothing else, is that a Republican needs to take more moderate stands to get elected to statewide office in Connecticut,'' said Peter W. Gold of Avon, a former executive director of the party who is now a co-chairman of Mr. Weicker's campaign.</w:t>
+        <w:t>At private colleges, costs tend to be higher. Much higher. The price for attending Yale University as an undergraduate this year is more than $27,000. At Trinity College in Hartford, it is more than $26,000.</w:t>
         <w:br/>
-        <w:t>Mr. Rowland is perhaps best known for his work in Congress in trying to find prisoners of war still held in Vietnam. He also led the fight to have members of the House of Representatives say the Pledge of Allegiance each day.</w:t>
+        <w:t>But, of course, Central draws a good proportion of students from working class families. It and three other state universities, Southern in New Haven, Eastern in Windham and Western in Danbury, all former teachers' colleges, now make up what is known as the Connecticut State University System. Their combined total of students, Mr. Judd said, is more than the total at the University of Connecticut in Storrs and its branches around the state.</w:t>
         <w:br/>
-        <w:t>On the fiscal crisis gripping Connecticut, Mr. Rowland opposes a state income tax and would consolidate 27 of the state's agencies into 14, dismiss 1,500 to 2,000 state workers and renegotiate all health benefits.</w:t>
+        <w:t>He said he does not begrudge the University of Connecticut getting a $1 billion state grant, known as UConn 2000, to upgrade its infrastructure and academic system. But he would like some of the largess of the state legislature to extend to the Connecticut State University System. "We have lots of problems with buildings here," he said, gesturing at one old building in need of roof repair on the New Britain campus.</w:t>
         <w:br/>
-        <w:t>Last summer, though, Mr. Rowland tempered his conservative image by switching from an anti-abortion stand to a position that supports a woman's right to choose abortion. He now also supports Medicaid payments for them.</w:t>
+        <w:t>He and other leaders of the university system, Mr. Judd said, will be pressing their case for more support from the legislature soon. Then he added, "We've got 130,000 alumni."</w:t>
         <w:br/>
-        <w:t>''I support Roe v. Wade,'' he said. ''I pull from the basic philosophy and principle of our party, and I contend that the government should not be involved in the decision. It's a personal decision.''</w:t>
+        <w:t>If that sounds like a threat, it was delivered in an even voice. Mr. Judd is not a threatening man. But he is a man of strong convictions and one of these is that society benefits when needy students are offered, and take advantage of, affordable education.</w:t>
         <w:br/>
-        <w:t>Mr. Rowland denies that his switch was born of political opportunism, coming as it did shortly after the United States Supreme Court curtailed abortion rights last summer in Webster v. Reproductive Health Services.</w:t>
-        <w:br/>
-        <w:t xml:space="preserve"> </w:t>
-        <w:br/>
-        <w:t>Has Raised $700,000</w:t>
-        <w:br/>
-        <w:t>Mr. Rowland, who has raised more than $700,000 and expects to raise $3 million, has some former Weicker backers in his camp. He has also obtained the endorsements of 54 of the 63 Republicans in the state House of Representatives and 78 of the 120 Republican town chairmen and state committeemen who responded to an Associated Press survey earlier this year. There are 169 town chairmen in the state.</w:t>
-        <w:br/>
-        <w:t>Mr. Rowland, who was elected to the state House at 23 and to Congress at 27, has been called too young for the job. If elected, he would be the youngest governor in the nation by two years. Indiana Gov. Evan Bayh is 34.</w:t>
-        <w:br/>
-        <w:t>His supporters, though, say this is an attribute, particularly as a counterpoint to Mr. O'Neill, who at 59 is suffering from the lowest popularity ratings in his nine years in office.</w:t>
-        <w:br/>
-        <w:t>''The times have changed; we need someone young and energetic,'' said Lillie Head, a teacher, Democrat and former O'Neill supporter.</w:t>
-        <w:br/>
-        <w:t>Backers of Mr. Rowland say he is an articulate and occasionally glib candidate, whereas Mr. O'Neill, a former bar owner who was lieutenant governor in 1980 when Gov. Ella T. Grasso resigned in failing health, is a lackluster campaigner, they say.</w:t>
-        <w:br/>
-        <w:t>They also believe that Mr. Rowland naturally appeals to thousands of other young-to-middle-aged and middle-class residents who are struggling to pay a mortgage and educate young children.</w:t>
-        <w:br/>
-        <w:t>Mr. Rowland, who calls reform his main theme, said he expects to attract conservative Democrats who have supported both Mr. O'Neill and Republican presidential candidates.</w:t>
-        <w:br/>
-        <w:t>''Bill O'Neill is more of the old Democratic political machine, the political boss, patronage, all that,'' Mr. Rowland said. ''I'm the new guard, but we probably have the same traditional bases.''</w:t>
+        <w:t>He knows something else: If he had reached college age in the 1990's instead of the 1950's he wouldn't have gone to Central. He wouldn't have been able to afford it.</w:t>
         <w:br/>
         <w:br/>
         <w:t>Graphic</w:t>
@@ -125,7 +105,7 @@
         <w:br/>
         <w:t xml:space="preserve"> </w:t>
         <w:br/>
-        <w:t>Representative John G. Rowland held his 3-year-old son, R. J., at a campaign appearance at a St. Patrick's Day parade in Waterbury, Conn. Republicans are hoping that Mr. Rowland will wage the party's strongest campaign for governor since 1970. (NYT/Steve Miller)</w:t>
+        <w:t>Photo: Richard Judd, alumnus and president of Central Connecticut State University in New Britain. (George Ruhe for The New York Times)</w:t>
       </w:r>
     </w:p>
     <w:sectPr>
